--- a/UE5/UE5System_Animation.docx
+++ b/UE5/UE5System_Animation.docx
@@ -7,7 +7,11 @@
       <w:sdtPr>
         <w:rPr>
           <w:rFonts w:ascii="宋体" w:eastAsia="宋体" w:hAnsi="宋体" w:cs="宋体" w:hint="eastAsia"/>
+          <w:b w:val="0"/>
+          <w:kern w:val="2"/>
+          <w:szCs w:val="24"/>
           <w:lang w:val="zh-CN"/>
+          <w14:ligatures w14:val="standardContextual"/>
         </w:rPr>
         <w:id w:val="1427925827"/>
         <w:docPartObj>
@@ -19,18 +23,12 @@
         <w:rPr>
           <w:rFonts w:ascii="Times New Roman" w:hAnsi="Times New Roman" w:cstheme="minorBidi" w:hint="default"/>
           <w:bCs/>
-          <w:kern w:val="2"/>
-          <w:szCs w:val="24"/>
-          <w14:ligatures w14:val="standardContextual"/>
         </w:rPr>
       </w:sdtEndPr>
       <w:sdtContent>
         <w:p>
           <w:pPr>
             <w:pStyle w:val="TOC"/>
-            <w:rPr>
-              <w:rFonts w:hint="eastAsia"/>
-            </w:rPr>
           </w:pPr>
           <w:r>
             <w:rPr>
@@ -47,7 +45,6 @@
               <w:tab w:val="right" w:leader="dot" w:pos="8296"/>
             </w:tabs>
             <w:rPr>
-              <w:rFonts w:hint="eastAsia"/>
               <w:noProof/>
             </w:rPr>
           </w:pPr>
@@ -58,9 +55,6 @@
             <w:instrText xml:space="preserve"> TOC \o "1-3" \h \z \u </w:instrText>
           </w:r>
           <w:r>
-            <w:rPr>
-              <w:rFonts w:hint="eastAsia"/>
-            </w:rPr>
             <w:fldChar w:fldCharType="separate"/>
           </w:r>
           <w:hyperlink w:anchor="_Toc229562872" w:history="1">
@@ -120,6 +114,7 @@
             </w:r>
             <w:r>
               <w:rPr>
+                <w:rFonts w:hint="eastAsia"/>
                 <w:noProof/>
                 <w:webHidden/>
               </w:rPr>
@@ -150,7 +145,6 @@
             </w:tabs>
             <w:ind w:left="640"/>
             <w:rPr>
-              <w:rFonts w:hint="eastAsia"/>
               <w:noProof/>
             </w:rPr>
           </w:pPr>
@@ -211,6 +205,7 @@
             </w:r>
             <w:r>
               <w:rPr>
+                <w:rFonts w:hint="eastAsia"/>
                 <w:noProof/>
                 <w:webHidden/>
               </w:rPr>
@@ -241,7 +236,6 @@
             </w:tabs>
             <w:ind w:left="640"/>
             <w:rPr>
-              <w:rFonts w:hint="eastAsia"/>
               <w:noProof/>
             </w:rPr>
           </w:pPr>
@@ -302,6 +296,7 @@
             </w:r>
             <w:r>
               <w:rPr>
+                <w:rFonts w:hint="eastAsia"/>
                 <w:noProof/>
                 <w:webHidden/>
               </w:rPr>
@@ -332,7 +327,6 @@
             </w:tabs>
             <w:ind w:left="640"/>
             <w:rPr>
-              <w:rFonts w:hint="eastAsia"/>
               <w:noProof/>
             </w:rPr>
           </w:pPr>
@@ -393,6 +387,7 @@
             </w:r>
             <w:r>
               <w:rPr>
+                <w:rFonts w:hint="eastAsia"/>
                 <w:noProof/>
                 <w:webHidden/>
               </w:rPr>
@@ -416,11 +411,6 @@
           </w:hyperlink>
         </w:p>
         <w:p>
-          <w:pPr>
-            <w:rPr>
-              <w:rFonts w:hint="eastAsia"/>
-            </w:rPr>
-          </w:pPr>
           <w:r>
             <w:rPr>
               <w:b/>
@@ -475,21 +465,12 @@
           <w:szCs w:val="32"/>
         </w:rPr>
       </w:pPr>
-      <w:proofErr w:type="gramStart"/>
       <w:r>
         <w:rPr>
           <w:rFonts w:cs="Times New Roman" w:hint="eastAsia"/>
           <w:szCs w:val="32"/>
         </w:rPr>
-        <w:t>武器基类创建</w:t>
-      </w:r>
-      <w:proofErr w:type="gramEnd"/>
-      <w:r>
-        <w:rPr>
-          <w:rFonts w:cs="Times New Roman" w:hint="eastAsia"/>
-          <w:szCs w:val="32"/>
-        </w:rPr>
-        <w:t>了一个广播，外部调用开火时触发广播（其实开火不应该是广播，应该是多态，广播的话那么地上所有绑定了该广播的武器都会触发开火，实际上除了主角持有的，其他地方不应该触发开火。这里以解决无法播放蒙太奇为主要矛盾问题，忽略开火逻辑上的谬误）</w:t>
+        <w:t>武器基类创建了一个广播，外部调用开火时触发广播（其实开火不应该是广播，应该是多态，广播的话那么地上所有绑定了该广播的武器都会触发开火，实际上除了主角持有的，其他地方不应该触发开火。这里以解决无法播放蒙太奇为主要矛盾问题，忽略开火逻辑上的谬误）</w:t>
       </w:r>
     </w:p>
     <w:p>
@@ -599,51 +580,36 @@
           <w:rFonts w:cs="Times New Roman"/>
           <w:szCs w:val="32"/>
         </w:rPr>
-        <w:t>根据</w:t>
-      </w:r>
-      <w:proofErr w:type="gramStart"/>
+        <w:t>根据枚举值混合切换</w:t>
+      </w:r>
       <w:r>
         <w:rPr>
           <w:rFonts w:cs="Times New Roman"/>
           <w:szCs w:val="32"/>
         </w:rPr>
-        <w:t>枚举值</w:t>
-      </w:r>
-      <w:proofErr w:type="gramEnd"/>
+        <w:t>Pose</w:t>
+      </w:r>
       <w:r>
         <w:rPr>
           <w:rFonts w:cs="Times New Roman"/>
           <w:szCs w:val="32"/>
         </w:rPr>
-        <w:t>混合切换</w:t>
-      </w:r>
-      <w:r>
+        <w:t>，而不是瞬间跳变切换</w:t>
+      </w:r>
+    </w:p>
+    <w:p>
+      <w:pPr>
+        <w:jc w:val="both"/>
         <w:rPr>
           <w:rFonts w:cs="Times New Roman"/>
           <w:szCs w:val="32"/>
         </w:rPr>
-        <w:t>Pose</w:t>
-      </w:r>
-      <w:r>
-        <w:rPr>
-          <w:rFonts w:cs="Times New Roman"/>
-          <w:szCs w:val="32"/>
-        </w:rPr>
-        <w:t>，而不是瞬间跳变切换</w:t>
-      </w:r>
-    </w:p>
-    <w:p>
-      <w:pPr>
-        <w:jc w:val="both"/>
-        <w:rPr>
-          <w:rFonts w:cs="Times New Roman"/>
-          <w:szCs w:val="32"/>
-        </w:rPr>
       </w:pPr>
       <w:r>
         <w:rPr>
           <w:noProof/>
         </w:rPr>
+        <w:lastRenderedPageBreak/>
         <w:drawing>
           <wp:inline distT="0" distB="0" distL="0" distR="0" wp14:anchorId="216C6A01" wp14:editId="01B9E535">
             <wp:extent cx="5274310" cy="3869690"/>
@@ -759,6 +725,7 @@
         <w:rPr>
           <w:noProof/>
         </w:rPr>
+        <w:lastRenderedPageBreak/>
         <w:drawing>
           <wp:inline distT="0" distB="0" distL="0" distR="0" wp14:anchorId="389F740D" wp14:editId="5833DCA1">
             <wp:extent cx="5274310" cy="2195195"/>
@@ -845,7 +812,295 @@
         </w:drawing>
       </w:r>
     </w:p>
-    <w:p/>
+    <w:p>
+      <w:pPr>
+        <w:pStyle w:val="2"/>
+      </w:pPr>
+      <w:r>
+        <w:rPr>
+          <w:rFonts w:hint="eastAsia"/>
+        </w:rPr>
+        <w:lastRenderedPageBreak/>
+        <w:t>PlayMotage</w:t>
+      </w:r>
+      <w:r>
+        <w:rPr>
+          <w:rFonts w:hint="eastAsia"/>
+        </w:rPr>
+        <w:t>节点在</w:t>
+      </w:r>
+      <w:r>
+        <w:rPr>
+          <w:rFonts w:hint="eastAsia"/>
+        </w:rPr>
+        <w:t>蒙太奇动画</w:t>
+      </w:r>
+      <w:r>
+        <w:rPr>
+          <w:rFonts w:hint="eastAsia"/>
+        </w:rPr>
+        <w:t>中触发</w:t>
+      </w:r>
+      <w:r>
+        <w:rPr>
+          <w:rFonts w:hint="eastAsia"/>
+        </w:rPr>
+        <w:t>通知回调</w:t>
+      </w:r>
+    </w:p>
+    <w:p>
+      <w:r>
+        <w:rPr>
+          <w:noProof/>
+        </w:rPr>
+        <w:drawing>
+          <wp:inline distT="0" distB="0" distL="0" distR="0" wp14:anchorId="5B75D4AD" wp14:editId="62B815D9">
+            <wp:extent cx="5274310" cy="5195570"/>
+            <wp:effectExtent l="0" t="0" r="2540" b="5080"/>
+            <wp:docPr id="489022704" name="图片 1" descr="图形用户界面, 网站&#10;&#10;描述已自动生成"/>
+            <wp:cNvGraphicFramePr>
+              <a:graphicFrameLocks xmlns:a="http://schemas.openxmlformats.org/drawingml/2006/main" noChangeAspect="1"/>
+            </wp:cNvGraphicFramePr>
+            <a:graphic xmlns:a="http://schemas.openxmlformats.org/drawingml/2006/main">
+              <a:graphicData uri="http://schemas.openxmlformats.org/drawingml/2006/picture">
+                <pic:pic xmlns:pic="http://schemas.openxmlformats.org/drawingml/2006/picture">
+                  <pic:nvPicPr>
+                    <pic:cNvPr id="489022704" name="图片 1" descr="图形用户界面, 网站&#10;&#10;描述已自动生成"/>
+                    <pic:cNvPicPr/>
+                  </pic:nvPicPr>
+                  <pic:blipFill>
+                    <a:blip r:embed="rId10"/>
+                    <a:stretch>
+                      <a:fillRect/>
+                    </a:stretch>
+                  </pic:blipFill>
+                  <pic:spPr>
+                    <a:xfrm>
+                      <a:off x="0" y="0"/>
+                      <a:ext cx="5274310" cy="5195570"/>
+                    </a:xfrm>
+                    <a:prstGeom prst="rect">
+                      <a:avLst/>
+                    </a:prstGeom>
+                  </pic:spPr>
+                </pic:pic>
+              </a:graphicData>
+            </a:graphic>
+          </wp:inline>
+        </w:drawing>
+      </w:r>
+    </w:p>
+    <w:p>
+      <w:r>
+        <w:rPr>
+          <w:rFonts w:hint="eastAsia"/>
+        </w:rPr>
+        <w:t>通知接收的地方</w:t>
+      </w:r>
+    </w:p>
+    <w:p>
+      <w:r>
+        <w:rPr>
+          <w:noProof/>
+        </w:rPr>
+        <w:lastRenderedPageBreak/>
+        <w:drawing>
+          <wp:inline distT="0" distB="0" distL="0" distR="0" wp14:anchorId="101E429D" wp14:editId="49062C80">
+            <wp:extent cx="5274310" cy="3647440"/>
+            <wp:effectExtent l="0" t="0" r="2540" b="0"/>
+            <wp:docPr id="1068243564" name="图片 1"/>
+            <wp:cNvGraphicFramePr>
+              <a:graphicFrameLocks xmlns:a="http://schemas.openxmlformats.org/drawingml/2006/main" noChangeAspect="1"/>
+            </wp:cNvGraphicFramePr>
+            <a:graphic xmlns:a="http://schemas.openxmlformats.org/drawingml/2006/main">
+              <a:graphicData uri="http://schemas.openxmlformats.org/drawingml/2006/picture">
+                <pic:pic xmlns:pic="http://schemas.openxmlformats.org/drawingml/2006/picture">
+                  <pic:nvPicPr>
+                    <pic:cNvPr id="1068243564" name=""/>
+                    <pic:cNvPicPr/>
+                  </pic:nvPicPr>
+                  <pic:blipFill>
+                    <a:blip r:embed="rId11"/>
+                    <a:stretch>
+                      <a:fillRect/>
+                    </a:stretch>
+                  </pic:blipFill>
+                  <pic:spPr>
+                    <a:xfrm>
+                      <a:off x="0" y="0"/>
+                      <a:ext cx="5274310" cy="3647440"/>
+                    </a:xfrm>
+                    <a:prstGeom prst="rect">
+                      <a:avLst/>
+                    </a:prstGeom>
+                  </pic:spPr>
+                </pic:pic>
+              </a:graphicData>
+            </a:graphic>
+          </wp:inline>
+        </w:drawing>
+      </w:r>
+    </w:p>
+    <w:p>
+      <w:r>
+        <w:rPr>
+          <w:rFonts w:hint="eastAsia"/>
+        </w:rPr>
+        <w:t>如果有多个</w:t>
+      </w:r>
+      <w:r>
+        <w:rPr>
+          <w:rFonts w:hint="eastAsia"/>
+        </w:rPr>
+        <w:t>Montage Notify</w:t>
+      </w:r>
+      <w:r>
+        <w:rPr>
+          <w:rFonts w:hint="eastAsia"/>
+        </w:rPr>
+        <w:t>则可以根据</w:t>
+      </w:r>
+      <w:r>
+        <w:rPr>
+          <w:rFonts w:hint="eastAsia"/>
+        </w:rPr>
+        <w:t>NofityName</w:t>
+      </w:r>
+      <w:r>
+        <w:rPr>
+          <w:rFonts w:hint="eastAsia"/>
+        </w:rPr>
+        <w:t>进行判断</w:t>
+      </w:r>
+    </w:p>
+    <w:p>
+      <w:r>
+        <w:rPr>
+          <w:noProof/>
+        </w:rPr>
+        <w:drawing>
+          <wp:inline distT="0" distB="0" distL="0" distR="0" wp14:anchorId="174AE802" wp14:editId="3AFEADE4">
+            <wp:extent cx="5274310" cy="3403600"/>
+            <wp:effectExtent l="0" t="0" r="2540" b="6350"/>
+            <wp:docPr id="1697116320" name="图片 1"/>
+            <wp:cNvGraphicFramePr>
+              <a:graphicFrameLocks xmlns:a="http://schemas.openxmlformats.org/drawingml/2006/main" noChangeAspect="1"/>
+            </wp:cNvGraphicFramePr>
+            <a:graphic xmlns:a="http://schemas.openxmlformats.org/drawingml/2006/main">
+              <a:graphicData uri="http://schemas.openxmlformats.org/drawingml/2006/picture">
+                <pic:pic xmlns:pic="http://schemas.openxmlformats.org/drawingml/2006/picture">
+                  <pic:nvPicPr>
+                    <pic:cNvPr id="1697116320" name=""/>
+                    <pic:cNvPicPr/>
+                  </pic:nvPicPr>
+                  <pic:blipFill>
+                    <a:blip r:embed="rId12"/>
+                    <a:stretch>
+                      <a:fillRect/>
+                    </a:stretch>
+                  </pic:blipFill>
+                  <pic:spPr>
+                    <a:xfrm>
+                      <a:off x="0" y="0"/>
+                      <a:ext cx="5274310" cy="3403600"/>
+                    </a:xfrm>
+                    <a:prstGeom prst="rect">
+                      <a:avLst/>
+                    </a:prstGeom>
+                  </pic:spPr>
+                </pic:pic>
+              </a:graphicData>
+            </a:graphic>
+          </wp:inline>
+        </w:drawing>
+      </w:r>
+    </w:p>
+    <w:p>
+      <w:pPr>
+        <w:pStyle w:val="2"/>
+      </w:pPr>
+      <w:r>
+        <w:rPr>
+          <w:rFonts w:hint="eastAsia"/>
+        </w:rPr>
+        <w:lastRenderedPageBreak/>
+        <w:t>动画序列</w:t>
+      </w:r>
+      <w:r>
+        <w:rPr>
+          <w:rFonts w:hint="eastAsia"/>
+        </w:rPr>
+        <w:t>中通过</w:t>
+      </w:r>
+      <w:r>
+        <w:rPr>
+          <w:rFonts w:hint="eastAsia"/>
+        </w:rPr>
+        <w:t>关键帧微调动画</w:t>
+      </w:r>
+    </w:p>
+    <w:p>
+      <w:pPr>
+        <w:rPr>
+          <w:rFonts w:hint="eastAsia"/>
+        </w:rPr>
+      </w:pPr>
+      <w:r>
+        <w:rPr>
+          <w:rFonts w:hint="eastAsia"/>
+        </w:rPr>
+        <w:t>微调原有动画中的不合理地方</w:t>
+      </w:r>
+    </w:p>
+    <w:p>
+      <w:r>
+        <w:rPr>
+          <w:noProof/>
+        </w:rPr>
+        <w:drawing>
+          <wp:inline distT="0" distB="0" distL="0" distR="0" wp14:anchorId="63E51325" wp14:editId="6E12119A">
+            <wp:extent cx="5274310" cy="3090545"/>
+            <wp:effectExtent l="0" t="0" r="2540" b="0"/>
+            <wp:docPr id="1055894141" name="图片 1"/>
+            <wp:cNvGraphicFramePr>
+              <a:graphicFrameLocks xmlns:a="http://schemas.openxmlformats.org/drawingml/2006/main" noChangeAspect="1"/>
+            </wp:cNvGraphicFramePr>
+            <a:graphic xmlns:a="http://schemas.openxmlformats.org/drawingml/2006/main">
+              <a:graphicData uri="http://schemas.openxmlformats.org/drawingml/2006/picture">
+                <pic:pic xmlns:pic="http://schemas.openxmlformats.org/drawingml/2006/picture">
+                  <pic:nvPicPr>
+                    <pic:cNvPr id="1055894141" name=""/>
+                    <pic:cNvPicPr/>
+                  </pic:nvPicPr>
+                  <pic:blipFill>
+                    <a:blip r:embed="rId13"/>
+                    <a:stretch>
+                      <a:fillRect/>
+                    </a:stretch>
+                  </pic:blipFill>
+                  <pic:spPr>
+                    <a:xfrm>
+                      <a:off x="0" y="0"/>
+                      <a:ext cx="5274310" cy="3090545"/>
+                    </a:xfrm>
+                    <a:prstGeom prst="rect">
+                      <a:avLst/>
+                    </a:prstGeom>
+                  </pic:spPr>
+                </pic:pic>
+              </a:graphicData>
+            </a:graphic>
+          </wp:inline>
+        </w:drawing>
+      </w:r>
+    </w:p>
+    <w:p>
+      <w:pPr>
+        <w:rPr>
+          <w:rFonts w:hint="eastAsia"/>
+        </w:rPr>
+      </w:pPr>
+    </w:p>
     <w:sectPr>
       <w:pgSz w:w="11906" w:h="16838"/>
       <w:pgMar w:top="1440" w:right="1800" w:bottom="1440" w:left="1800" w:header="851" w:footer="992" w:gutter="0"/>

--- a/UE5/UE5System_Animation.docx
+++ b/UE5/UE5System_Animation.docx
@@ -465,12 +465,21 @@
           <w:szCs w:val="32"/>
         </w:rPr>
       </w:pPr>
+      <w:proofErr w:type="gramStart"/>
       <w:r>
         <w:rPr>
           <w:rFonts w:cs="Times New Roman" w:hint="eastAsia"/>
           <w:szCs w:val="32"/>
         </w:rPr>
-        <w:t>武器基类创建了一个广播，外部调用开火时触发广播（其实开火不应该是广播，应该是多态，广播的话那么地上所有绑定了该广播的武器都会触发开火，实际上除了主角持有的，其他地方不应该触发开火。这里以解决无法播放蒙太奇为主要矛盾问题，忽略开火逻辑上的谬误）</w:t>
+        <w:t>武器基类创建</w:t>
+      </w:r>
+      <w:proofErr w:type="gramEnd"/>
+      <w:r>
+        <w:rPr>
+          <w:rFonts w:cs="Times New Roman" w:hint="eastAsia"/>
+          <w:szCs w:val="32"/>
+        </w:rPr>
+        <w:t>了一个广播，外部调用开火时触发广播（其实开火不应该是广播，应该是多态，广播的话那么地上所有绑定了该广播的武器都会触发开火，实际上除了主角持有的，其他地方不应该触发开火。这里以解决无法播放蒙太奇为主要矛盾问题，忽略开火逻辑上的谬误）</w:t>
       </w:r>
     </w:p>
     <w:p>
@@ -580,7 +589,23 @@
           <w:rFonts w:cs="Times New Roman"/>
           <w:szCs w:val="32"/>
         </w:rPr>
-        <w:t>根据枚举值混合切换</w:t>
+        <w:t>根据</w:t>
+      </w:r>
+      <w:proofErr w:type="gramStart"/>
+      <w:r>
+        <w:rPr>
+          <w:rFonts w:cs="Times New Roman"/>
+          <w:szCs w:val="32"/>
+        </w:rPr>
+        <w:t>枚举值</w:t>
+      </w:r>
+      <w:proofErr w:type="gramEnd"/>
+      <w:r>
+        <w:rPr>
+          <w:rFonts w:cs="Times New Roman"/>
+          <w:szCs w:val="32"/>
+        </w:rPr>
+        <w:t>混合切换</w:t>
       </w:r>
       <w:r>
         <w:rPr>
@@ -816,6 +841,7 @@
       <w:pPr>
         <w:pStyle w:val="2"/>
       </w:pPr>
+      <w:proofErr w:type="spellStart"/>
       <w:r>
         <w:rPr>
           <w:rFonts w:hint="eastAsia"/>
@@ -823,6 +849,7 @@
         <w:lastRenderedPageBreak/>
         <w:t>PlayMotage</w:t>
       </w:r>
+      <w:proofErr w:type="spellEnd"/>
       <w:r>
         <w:rPr>
           <w:rFonts w:hint="eastAsia"/>
@@ -960,12 +987,14 @@
         </w:rPr>
         <w:t>则可以根据</w:t>
       </w:r>
+      <w:proofErr w:type="spellStart"/>
       <w:r>
         <w:rPr>
           <w:rFonts w:hint="eastAsia"/>
         </w:rPr>
         <w:t>NofityName</w:t>
       </w:r>
+      <w:proofErr w:type="spellEnd"/>
       <w:r>
         <w:rPr>
           <w:rFonts w:hint="eastAsia"/>
@@ -1036,15 +1065,24 @@
         <w:rPr>
           <w:rFonts w:hint="eastAsia"/>
         </w:rPr>
-        <w:t>关键帧微调动画</w:t>
-      </w:r>
-    </w:p>
-    <w:p>
-      <w:pPr>
-        <w:rPr>
-          <w:rFonts w:hint="eastAsia"/>
-        </w:rPr>
-      </w:pPr>
+        <w:t>关键</w:t>
+      </w:r>
+      <w:proofErr w:type="gramStart"/>
+      <w:r>
+        <w:rPr>
+          <w:rFonts w:hint="eastAsia"/>
+        </w:rPr>
+        <w:t>帧</w:t>
+      </w:r>
+      <w:proofErr w:type="gramEnd"/>
+      <w:r>
+        <w:rPr>
+          <w:rFonts w:hint="eastAsia"/>
+        </w:rPr>
+        <w:t>微调动画</w:t>
+      </w:r>
+    </w:p>
+    <w:p>
       <w:r>
         <w:rPr>
           <w:rFonts w:hint="eastAsia"/>
@@ -1096,11 +1134,324 @@
     </w:p>
     <w:p>
       <w:pPr>
-        <w:rPr>
-          <w:rFonts w:hint="eastAsia"/>
-        </w:rPr>
+        <w:pStyle w:val="2"/>
       </w:pPr>
-    </w:p>
+      <w:r>
+        <w:rPr>
+          <w:rFonts w:hint="eastAsia"/>
+        </w:rPr>
+        <w:t>武器切换蒙太奇动画衔接不流畅问题</w:t>
+      </w:r>
+    </w:p>
+    <w:p>
+      <w:r>
+        <w:rPr>
+          <w:rFonts w:hint="eastAsia"/>
+        </w:rPr>
+        <w:t>当角色由武器</w:t>
+      </w:r>
+      <w:r>
+        <w:rPr>
+          <w:rFonts w:hint="eastAsia"/>
+        </w:rPr>
+        <w:t>A</w:t>
+      </w:r>
+      <w:r>
+        <w:rPr>
+          <w:rFonts w:hint="eastAsia"/>
+        </w:rPr>
+        <w:t>切换到武器</w:t>
+      </w:r>
+      <w:r>
+        <w:rPr>
+          <w:rFonts w:hint="eastAsia"/>
+        </w:rPr>
+        <w:t>B</w:t>
+      </w:r>
+      <w:r>
+        <w:rPr>
+          <w:rFonts w:hint="eastAsia"/>
+        </w:rPr>
+        <w:t>时，那么有一个收起武器</w:t>
+      </w:r>
+      <w:r>
+        <w:rPr>
+          <w:rFonts w:hint="eastAsia"/>
+        </w:rPr>
+        <w:t>A</w:t>
+      </w:r>
+      <w:r>
+        <w:rPr>
+          <w:rFonts w:hint="eastAsia"/>
+        </w:rPr>
+        <w:t>的动画，一个拿出武器</w:t>
+      </w:r>
+      <w:r>
+        <w:rPr>
+          <w:rFonts w:hint="eastAsia"/>
+        </w:rPr>
+        <w:t>B</w:t>
+      </w:r>
+      <w:r>
+        <w:rPr>
+          <w:rFonts w:hint="eastAsia"/>
+        </w:rPr>
+        <w:t>的动画。两者衔接时遇到了会有一瞬间拿着武器</w:t>
+      </w:r>
+      <w:r>
+        <w:rPr>
+          <w:rFonts w:hint="eastAsia"/>
+        </w:rPr>
+        <w:t>A/</w:t>
+      </w:r>
+      <w:r>
+        <w:rPr>
+          <w:rFonts w:hint="eastAsia"/>
+        </w:rPr>
+        <w:t>武器</w:t>
+      </w:r>
+      <w:r>
+        <w:rPr>
+          <w:rFonts w:hint="eastAsia"/>
+        </w:rPr>
+        <w:t>B</w:t>
+      </w:r>
+      <w:r>
+        <w:rPr>
+          <w:rFonts w:hint="eastAsia"/>
+        </w:rPr>
+        <w:t>的待机动画。针对这个问题的解决方案是：</w:t>
+      </w:r>
+      <w:r>
+        <w:rPr>
+          <w:rFonts w:hint="eastAsia"/>
+          <w:b/>
+          <w:bCs/>
+        </w:rPr>
+        <w:t>延长武器</w:t>
+      </w:r>
+      <w:r>
+        <w:rPr>
+          <w:rFonts w:hint="eastAsia"/>
+          <w:b/>
+          <w:bCs/>
+        </w:rPr>
+        <w:t>A</w:t>
+      </w:r>
+      <w:r>
+        <w:rPr>
+          <w:rFonts w:hint="eastAsia"/>
+          <w:b/>
+          <w:bCs/>
+        </w:rPr>
+        <w:t>收起时的</w:t>
+      </w:r>
+      <w:proofErr w:type="spellStart"/>
+      <w:r>
+        <w:rPr>
+          <w:rFonts w:hint="eastAsia"/>
+          <w:b/>
+          <w:bCs/>
+        </w:rPr>
+        <w:t>BlendOut</w:t>
+      </w:r>
+      <w:proofErr w:type="spellEnd"/>
+      <w:r>
+        <w:rPr>
+          <w:rFonts w:hint="eastAsia"/>
+          <w:b/>
+          <w:bCs/>
+        </w:rPr>
+        <w:t>时间，并在</w:t>
+      </w:r>
+      <w:proofErr w:type="spellStart"/>
+      <w:r>
+        <w:rPr>
+          <w:rFonts w:hint="eastAsia"/>
+          <w:b/>
+          <w:bCs/>
+        </w:rPr>
+        <w:t>BlendOut</w:t>
+      </w:r>
+      <w:proofErr w:type="spellEnd"/>
+      <w:r>
+        <w:rPr>
+          <w:rFonts w:hint="eastAsia"/>
+          <w:b/>
+          <w:bCs/>
+        </w:rPr>
+        <w:t>的时候播放武器</w:t>
+      </w:r>
+      <w:r>
+        <w:rPr>
+          <w:rFonts w:hint="eastAsia"/>
+          <w:b/>
+          <w:bCs/>
+        </w:rPr>
+        <w:t>B</w:t>
+      </w:r>
+      <w:r>
+        <w:rPr>
+          <w:rFonts w:hint="eastAsia"/>
+          <w:b/>
+          <w:bCs/>
+        </w:rPr>
+        <w:t>的动画，且武器</w:t>
+      </w:r>
+      <w:r>
+        <w:rPr>
+          <w:rFonts w:hint="eastAsia"/>
+          <w:b/>
+          <w:bCs/>
+        </w:rPr>
+        <w:t>B</w:t>
+      </w:r>
+      <w:r>
+        <w:rPr>
+          <w:rFonts w:hint="eastAsia"/>
+          <w:b/>
+          <w:bCs/>
+        </w:rPr>
+        <w:t>的动画的</w:t>
+      </w:r>
+      <w:proofErr w:type="spellStart"/>
+      <w:r>
+        <w:rPr>
+          <w:rFonts w:hint="eastAsia"/>
+          <w:b/>
+          <w:bCs/>
+        </w:rPr>
+        <w:t>BlendIn</w:t>
+      </w:r>
+      <w:proofErr w:type="spellEnd"/>
+      <w:r>
+        <w:rPr>
+          <w:rFonts w:hint="eastAsia"/>
+          <w:b/>
+          <w:bCs/>
+        </w:rPr>
+        <w:t>修改成</w:t>
+      </w:r>
+      <w:r>
+        <w:rPr>
+          <w:rFonts w:hint="eastAsia"/>
+          <w:b/>
+          <w:bCs/>
+        </w:rPr>
+        <w:t>0</w:t>
+      </w:r>
+      <w:r>
+        <w:rPr>
+          <w:rFonts w:hint="eastAsia"/>
+        </w:rPr>
+        <w:t>。</w:t>
+      </w:r>
+    </w:p>
+    <w:p>
+      <w:pPr>
+        <w:pStyle w:val="2"/>
+        <w:rPr>
+          <w:rFonts w:hint="eastAsia"/>
+        </w:rPr>
+      </w:pPr>
+      <w:r>
+        <w:rPr>
+          <w:rFonts w:hint="eastAsia"/>
+        </w:rPr>
+        <w:lastRenderedPageBreak/>
+        <w:t>动画蓝图中开启</w:t>
+      </w:r>
+      <w:r>
+        <w:rPr>
+          <w:rFonts w:hint="eastAsia"/>
+        </w:rPr>
+        <w:t>Root Motion</w:t>
+      </w:r>
+    </w:p>
+    <w:p>
+      <w:r>
+        <w:rPr>
+          <w:noProof/>
+        </w:rPr>
+        <w:drawing>
+          <wp:inline distT="0" distB="0" distL="0" distR="0" wp14:anchorId="780E2C68" wp14:editId="5CA55C35">
+            <wp:extent cx="5274310" cy="2077720"/>
+            <wp:effectExtent l="0" t="0" r="2540" b="0"/>
+            <wp:docPr id="207540429" name="图片 1"/>
+            <wp:cNvGraphicFramePr>
+              <a:graphicFrameLocks xmlns:a="http://schemas.openxmlformats.org/drawingml/2006/main" noChangeAspect="1"/>
+            </wp:cNvGraphicFramePr>
+            <a:graphic xmlns:a="http://schemas.openxmlformats.org/drawingml/2006/main">
+              <a:graphicData uri="http://schemas.openxmlformats.org/drawingml/2006/picture">
+                <pic:pic xmlns:pic="http://schemas.openxmlformats.org/drawingml/2006/picture">
+                  <pic:nvPicPr>
+                    <pic:cNvPr id="207540429" name=""/>
+                    <pic:cNvPicPr/>
+                  </pic:nvPicPr>
+                  <pic:blipFill>
+                    <a:blip r:embed="rId14"/>
+                    <a:stretch>
+                      <a:fillRect/>
+                    </a:stretch>
+                  </pic:blipFill>
+                  <pic:spPr>
+                    <a:xfrm>
+                      <a:off x="0" y="0"/>
+                      <a:ext cx="5274310" cy="2077720"/>
+                    </a:xfrm>
+                    <a:prstGeom prst="rect">
+                      <a:avLst/>
+                    </a:prstGeom>
+                  </pic:spPr>
+                </pic:pic>
+              </a:graphicData>
+            </a:graphic>
+          </wp:inline>
+        </w:drawing>
+      </w:r>
+    </w:p>
+    <w:p>
+      <w:pPr>
+        <w:rPr>
+          <w:rFonts w:hint="eastAsia"/>
+        </w:rPr>
+      </w:pPr>
+      <w:r>
+        <w:rPr>
+          <w:rFonts w:hint="eastAsia"/>
+        </w:rPr>
+        <w:t>默认是只对</w:t>
+      </w:r>
+      <w:r>
+        <w:rPr>
+          <w:rFonts w:hint="eastAsia"/>
+        </w:rPr>
+        <w:t>Montage</w:t>
+      </w:r>
+      <w:r>
+        <w:rPr>
+          <w:rFonts w:hint="eastAsia"/>
+        </w:rPr>
+        <w:t>的</w:t>
+      </w:r>
+      <w:r>
+        <w:rPr>
+          <w:rFonts w:hint="eastAsia"/>
+        </w:rPr>
+        <w:t>Root Motion</w:t>
+      </w:r>
+      <w:r>
+        <w:rPr>
+          <w:rFonts w:hint="eastAsia"/>
+        </w:rPr>
+        <w:t>生效</w:t>
+      </w:r>
+    </w:p>
+    <w:p/>
+    <w:p/>
+    <w:p/>
+    <w:p/>
+    <w:p/>
     <w:sectPr>
       <w:pgSz w:w="11906" w:h="16838"/>
       <w:pgMar w:top="1440" w:right="1800" w:bottom="1440" w:left="1800" w:header="851" w:footer="992" w:gutter="0"/>
